--- a/Chapter 3/Chapter 3.docx
+++ b/Chapter 3/Chapter 3.docx
@@ -1,6 +1,6 @@
 
 <file path=word/document.xml><?xml version="1.0" encoding="utf-8"?>
-<w:document xmlns:wpc="http://schemas.microsoft.com/office/word/2010/wordprocessingCanvas" xmlns:cx="http://schemas.microsoft.com/office/drawing/2014/chartex" xmlns:cx1="http://schemas.microsoft.com/office/drawing/2015/9/8/chartex" xmlns:cx2="http://schemas.microsoft.com/office/drawing/2015/10/21/chartex" xmlns:cx3="http://schemas.microsoft.com/office/drawing/2016/5/9/chartex" xmlns:cx4="http://schemas.microsoft.com/office/drawing/2016/5/10/chartex" xmlns:cx5="http://schemas.microsoft.com/office/drawing/2016/5/11/chartex" xmlns:cx6="http://schemas.microsoft.com/office/drawing/2016/5/12/chartex" xmlns:cx7="http://schemas.microsoft.com/office/drawing/2016/5/13/chartex" xmlns:cx8="http://schemas.microsoft.com/office/drawing/2016/5/14/chartex" xmlns:mc="http://schemas.openxmlformats.org/markup-compatibility/2006" xmlns:aink="http://schemas.microsoft.com/office/drawing/2016/ink" xmlns:am3d="http://schemas.microsoft.com/office/drawing/2017/model3d" xmlns:o="urn:schemas-microsoft-com:office:office" xmlns:r="http://schemas.openxmlformats.org/officeDocument/2006/relationships" xmlns:m="http://schemas.openxmlformats.org/officeDocument/2006/math" xmlns:v="urn:schemas-microsoft-com:vml" xmlns:wp14="http://schemas.microsoft.com/office/word/2010/wordprocessingDrawing" xmlns:wp="http://schemas.openxmlformats.org/drawingml/2006/wordprocessingDrawing" xmlns:w10="urn:schemas-microsoft-com:office:word" xmlns:w="http://schemas.openxmlformats.org/wordprocessingml/2006/main" xmlns:w14="http://schemas.microsoft.com/office/word/2010/wordml" xmlns:w15="http://schemas.microsoft.com/office/word/2012/wordml" xmlns:w16cex="http://schemas.microsoft.com/office/word/2018/wordml/cex" xmlns:w16cid="http://schemas.microsoft.com/office/word/2016/wordml/cid" xmlns:w16="http://schemas.microsoft.com/office/word/2018/wordml" xmlns:w16sdtdh="http://schemas.microsoft.com/office/word/2020/wordml/sdtdatahash" xmlns:w16se="http://schemas.microsoft.com/office/word/2015/wordml/symex" xmlns:wpg="http://schemas.microsoft.com/office/word/2010/wordprocessingGroup" xmlns:wpi="http://schemas.microsoft.com/office/word/2010/wordprocessingInk" xmlns:wne="http://schemas.microsoft.com/office/word/2006/wordml" xmlns:wps="http://schemas.microsoft.com/office/word/2010/wordprocessingShape" mc:Ignorable="w14 w15 w16se w16cid w16 w16cex w16sdtdh wp14">
+<w:document xmlns:wpc="http://schemas.microsoft.com/office/word/2010/wordprocessingCanvas" xmlns:cx="http://schemas.microsoft.com/office/drawing/2014/chartex" xmlns:cx1="http://schemas.microsoft.com/office/drawing/2015/9/8/chartex" xmlns:cx2="http://schemas.microsoft.com/office/drawing/2015/10/21/chartex" xmlns:cx3="http://schemas.microsoft.com/office/drawing/2016/5/9/chartex" xmlns:cx4="http://schemas.microsoft.com/office/drawing/2016/5/10/chartex" xmlns:cx5="http://schemas.microsoft.com/office/drawing/2016/5/11/chartex" xmlns:cx6="http://schemas.microsoft.com/office/drawing/2016/5/12/chartex" xmlns:cx7="http://schemas.microsoft.com/office/drawing/2016/5/13/chartex" xmlns:cx8="http://schemas.microsoft.com/office/drawing/2016/5/14/chartex" xmlns:mc="http://schemas.openxmlformats.org/markup-compatibility/2006" xmlns:aink="http://schemas.microsoft.com/office/drawing/2016/ink" xmlns:am3d="http://schemas.microsoft.com/office/drawing/2017/model3d" xmlns:o="urn:schemas-microsoft-com:office:office" xmlns:oel="http://schemas.microsoft.com/office/2019/extlst" xmlns:r="http://schemas.openxmlformats.org/officeDocument/2006/relationships" xmlns:m="http://schemas.openxmlformats.org/officeDocument/2006/math" xmlns:v="urn:schemas-microsoft-com:vml" xmlns:wp14="http://schemas.microsoft.com/office/word/2010/wordprocessingDrawing" xmlns:wp="http://schemas.openxmlformats.org/drawingml/2006/wordprocessingDrawing" xmlns:w10="urn:schemas-microsoft-com:office:word" xmlns:w="http://schemas.openxmlformats.org/wordprocessingml/2006/main" xmlns:w14="http://schemas.microsoft.com/office/word/2010/wordml" xmlns:w15="http://schemas.microsoft.com/office/word/2012/wordml" xmlns:w16cex="http://schemas.microsoft.com/office/word/2018/wordml/cex" xmlns:w16cid="http://schemas.microsoft.com/office/word/2016/wordml/cid" xmlns:w16="http://schemas.microsoft.com/office/word/2018/wordml" xmlns:w16du="http://schemas.microsoft.com/office/word/2023/wordml/word16du" xmlns:w16sdtdh="http://schemas.microsoft.com/office/word/2020/wordml/sdtdatahash" xmlns:w16sdtfl="http://schemas.microsoft.com/office/word/2024/wordml/sdtformatlock" xmlns:w16se="http://schemas.microsoft.com/office/word/2015/wordml/symex" xmlns:wpg="http://schemas.microsoft.com/office/word/2010/wordprocessingGroup" xmlns:wpi="http://schemas.microsoft.com/office/word/2010/wordprocessingInk" xmlns:wne="http://schemas.microsoft.com/office/word/2006/wordml" xmlns:wps="http://schemas.microsoft.com/office/word/2010/wordprocessingShape" mc:Ignorable="w14 w15 w16se w16cid w16 w16cex w16sdtdh w16sdtfl w16du wp14">
   <w:body>
     <w:p>
       <w:pPr>
@@ -42,17 +42,7 @@
           <w:sz w:val="32"/>
           <w:szCs w:val="32"/>
         </w:rPr>
-        <w:t>Exercise</w:t>
-      </w:r>
-      <w:r>
-        <w:rPr>
-          <w:rFonts w:ascii="Nunito" w:hAnsi="Nunito"/>
-          <w:b/>
-          <w:bCs/>
-          <w:sz w:val="32"/>
-          <w:szCs w:val="32"/>
-        </w:rPr>
-        <w:t xml:space="preserve"> 1</w:t>
+        <w:t>Exercise 1</w:t>
       </w:r>
     </w:p>
     <w:p>
@@ -76,6 +66,208 @@
       <w:pPr>
         <w:rPr>
           <w:rFonts w:ascii="Nunito" w:hAnsi="Nunito"/>
+          <w:b/>
+          <w:bCs/>
+          <w:sz w:val="28"/>
+          <w:szCs w:val="28"/>
+        </w:rPr>
+      </w:pPr>
+      <w:r>
+        <w:rPr>
+          <w:rFonts w:ascii="Nunito" w:hAnsi="Nunito"/>
+          <w:b/>
+          <w:bCs/>
+          <w:sz w:val="28"/>
+          <w:szCs w:val="28"/>
+        </w:rPr>
+        <w:t>ANSWER</w:t>
+      </w:r>
+      <w:r>
+        <w:rPr>
+          <w:rFonts w:ascii="Nunito" w:hAnsi="Nunito"/>
+          <w:b/>
+          <w:bCs/>
+          <w:sz w:val="28"/>
+          <w:szCs w:val="28"/>
+        </w:rPr>
+        <w:t>:</w:t>
+      </w:r>
+    </w:p>
+    <w:p>
+      <w:pPr>
+        <w:rPr>
+          <w:rFonts w:ascii="Nunito" w:hAnsi="Nunito"/>
+          <w:b/>
+          <w:bCs/>
+          <w:sz w:val="28"/>
+          <w:szCs w:val="28"/>
+        </w:rPr>
+      </w:pPr>
+      <w:r>
+        <w:rPr>
+          <w:rFonts w:ascii="Nunito" w:hAnsi="Nunito"/>
+          <w:b/>
+          <w:bCs/>
+          <w:sz w:val="28"/>
+          <w:szCs w:val="28"/>
+        </w:rPr>
+        <w:t xml:space="preserve">SIMILARITIES </w:t>
+      </w:r>
+    </w:p>
+    <w:p>
+      <w:pPr>
+        <w:rPr>
+          <w:rFonts w:ascii="Nunito" w:hAnsi="Nunito"/>
+          <w:sz w:val="28"/>
+          <w:szCs w:val="28"/>
+        </w:rPr>
+      </w:pPr>
+      <w:r>
+        <w:rPr>
+          <w:rFonts w:ascii="Nunito" w:hAnsi="Nunito"/>
+          <w:sz w:val="28"/>
+          <w:szCs w:val="28"/>
+        </w:rPr>
+        <w:t>They are both similar in that they both require a condition to be fulfilled before they can be executed</w:t>
+      </w:r>
+    </w:p>
+    <w:p>
+      <w:pPr>
+        <w:rPr>
+          <w:rFonts w:ascii="Nunito" w:hAnsi="Nunito"/>
+          <w:b/>
+          <w:bCs/>
+          <w:sz w:val="28"/>
+          <w:szCs w:val="28"/>
+        </w:rPr>
+      </w:pPr>
+      <w:r>
+        <w:rPr>
+          <w:rFonts w:ascii="Nunito" w:hAnsi="Nunito"/>
+          <w:b/>
+          <w:bCs/>
+          <w:sz w:val="28"/>
+          <w:szCs w:val="28"/>
+        </w:rPr>
+        <w:t xml:space="preserve">DIFFERENCES </w:t>
+      </w:r>
+    </w:p>
+    <w:tbl>
+      <w:tblPr>
+        <w:tblStyle w:val="TableGrid"/>
+        <w:tblW w:w="0" w:type="auto"/>
+        <w:tblLook w:val="04A0" w:firstRow="1" w:lastRow="0" w:firstColumn="1" w:lastColumn="0" w:noHBand="0" w:noVBand="1"/>
+      </w:tblPr>
+      <w:tblGrid>
+        <w:gridCol w:w="4675"/>
+        <w:gridCol w:w="4675"/>
+      </w:tblGrid>
+      <w:tr>
+        <w:tc>
+          <w:tcPr>
+            <w:tcW w:w="4675" w:type="dxa"/>
+          </w:tcPr>
+          <w:p>
+            <w:pPr>
+              <w:rPr>
+                <w:rFonts w:ascii="Nunito" w:hAnsi="Nunito"/>
+                <w:sz w:val="28"/>
+                <w:szCs w:val="28"/>
+              </w:rPr>
+            </w:pPr>
+            <w:r>
+              <w:rPr>
+                <w:rFonts w:ascii="Nunito" w:hAnsi="Nunito"/>
+                <w:sz w:val="28"/>
+                <w:szCs w:val="28"/>
+              </w:rPr>
+              <w:t xml:space="preserve">Single If Selection Statement </w:t>
+            </w:r>
+          </w:p>
+        </w:tc>
+        <w:tc>
+          <w:tcPr>
+            <w:tcW w:w="4675" w:type="dxa"/>
+          </w:tcPr>
+          <w:p>
+            <w:pPr>
+              <w:rPr>
+                <w:rFonts w:ascii="Nunito" w:hAnsi="Nunito"/>
+                <w:sz w:val="28"/>
+                <w:szCs w:val="28"/>
+              </w:rPr>
+            </w:pPr>
+            <w:r>
+              <w:rPr>
+                <w:rFonts w:ascii="Nunito" w:hAnsi="Nunito"/>
+                <w:sz w:val="28"/>
+                <w:szCs w:val="28"/>
+              </w:rPr>
+              <w:t xml:space="preserve">While Repetition Statement </w:t>
+            </w:r>
+          </w:p>
+        </w:tc>
+      </w:tr>
+      <w:tr>
+        <w:tc>
+          <w:tcPr>
+            <w:tcW w:w="4675" w:type="dxa"/>
+          </w:tcPr>
+          <w:p>
+            <w:pPr>
+              <w:rPr>
+                <w:rFonts w:ascii="Nunito" w:hAnsi="Nunito"/>
+                <w:sz w:val="28"/>
+                <w:szCs w:val="28"/>
+              </w:rPr>
+            </w:pPr>
+            <w:r>
+              <w:rPr>
+                <w:rFonts w:ascii="Nunito" w:hAnsi="Nunito"/>
+                <w:sz w:val="28"/>
+                <w:szCs w:val="28"/>
+              </w:rPr>
+              <w:t xml:space="preserve">Executes once </w:t>
+            </w:r>
+          </w:p>
+        </w:tc>
+        <w:tc>
+          <w:tcPr>
+            <w:tcW w:w="4675" w:type="dxa"/>
+          </w:tcPr>
+          <w:p>
+            <w:pPr>
+              <w:rPr>
+                <w:rFonts w:ascii="Nunito" w:hAnsi="Nunito"/>
+                <w:sz w:val="28"/>
+                <w:szCs w:val="28"/>
+              </w:rPr>
+            </w:pPr>
+            <w:r>
+              <w:rPr>
+                <w:rFonts w:ascii="Nunito" w:hAnsi="Nunito"/>
+                <w:sz w:val="28"/>
+                <w:szCs w:val="28"/>
+              </w:rPr>
+              <w:t xml:space="preserve">Executes multiple times and goes in a loop </w:t>
+            </w:r>
+          </w:p>
+        </w:tc>
+      </w:tr>
+    </w:tbl>
+    <w:p>
+      <w:pPr>
+        <w:rPr>
+          <w:rFonts w:ascii="Nunito" w:hAnsi="Nunito"/>
+          <w:sz w:val="28"/>
+          <w:szCs w:val="28"/>
+        </w:rPr>
+      </w:pPr>
+    </w:p>
+    <w:p>
+      <w:pPr>
+        <w:rPr>
+          <w:rFonts w:ascii="Nunito" w:hAnsi="Nunito"/>
           <w:sz w:val="28"/>
           <w:szCs w:val="28"/>
         </w:rPr>
@@ -93,6 +285,44 @@
       <w:pPr>
         <w:rPr>
           <w:rFonts w:ascii="Nunito" w:hAnsi="Nunito"/>
+          <w:b/>
+          <w:bCs/>
+          <w:sz w:val="28"/>
+          <w:szCs w:val="28"/>
+        </w:rPr>
+      </w:pPr>
+      <w:r>
+        <w:rPr>
+          <w:rFonts w:ascii="Nunito" w:hAnsi="Nunito"/>
+          <w:b/>
+          <w:bCs/>
+          <w:sz w:val="28"/>
+          <w:szCs w:val="28"/>
+        </w:rPr>
+        <w:t xml:space="preserve">ANSWER </w:t>
+      </w:r>
+    </w:p>
+    <w:p>
+      <w:pPr>
+        <w:rPr>
+          <w:rFonts w:ascii="Nunito" w:hAnsi="Nunito"/>
+          <w:sz w:val="28"/>
+          <w:szCs w:val="28"/>
+        </w:rPr>
+      </w:pPr>
+      <w:r>
+        <w:rPr>
+          <w:rFonts w:ascii="Nunito" w:hAnsi="Nunito"/>
+          <w:sz w:val="28"/>
+          <w:szCs w:val="28"/>
+        </w:rPr>
+        <w:t>The fractional part of the calculation is gone especially if the division is done with two numbers that are declared as integers, but this wont happen if the two numbers are declared as either a double or a float.</w:t>
+      </w:r>
+    </w:p>
+    <w:p>
+      <w:pPr>
+        <w:rPr>
+          <w:rFonts w:ascii="Nunito" w:hAnsi="Nunito"/>
           <w:sz w:val="28"/>
           <w:szCs w:val="28"/>
         </w:rPr>
@@ -110,70 +340,165 @@
       <w:pPr>
         <w:rPr>
           <w:rFonts w:ascii="Nunito" w:hAnsi="Nunito"/>
-          <w:sz w:val="28"/>
-          <w:szCs w:val="28"/>
-        </w:rPr>
-      </w:pPr>
-      <w:r>
-        <w:rPr>
-          <w:rFonts w:ascii="Nunito" w:hAnsi="Nunito"/>
-          <w:sz w:val="28"/>
-          <w:szCs w:val="28"/>
-        </w:rPr>
-        <w:t xml:space="preserve">3.13 What type of repetition would be appropriate for calculating the sum of the first 100 positive integers? What type would be appropriate for calculating the sum of an arbitrary number of positive integers? Briefly describe how each of these tasks could be performed. </w:t>
-      </w:r>
-    </w:p>
-    <w:p>
-      <w:pPr>
-        <w:rPr>
-          <w:rFonts w:ascii="Nunito" w:hAnsi="Nunito"/>
-          <w:sz w:val="28"/>
-          <w:szCs w:val="28"/>
-        </w:rPr>
-      </w:pPr>
-      <w:r>
-        <w:rPr>
-          <w:rFonts w:ascii="Nunito" w:hAnsi="Nunito"/>
-          <w:sz w:val="28"/>
-          <w:szCs w:val="28"/>
-        </w:rPr>
-        <w:t xml:space="preserve">3.14 What is the difference between </w:t>
-      </w:r>
-      <w:proofErr w:type="spellStart"/>
-      <w:r>
-        <w:rPr>
-          <w:rFonts w:ascii="Nunito" w:hAnsi="Nunito"/>
-          <w:sz w:val="28"/>
-          <w:szCs w:val="28"/>
-        </w:rPr>
-        <w:t>preincrementing</w:t>
-      </w:r>
-      <w:proofErr w:type="spellEnd"/>
-      <w:r>
-        <w:rPr>
-          <w:rFonts w:ascii="Nunito" w:hAnsi="Nunito"/>
-          <w:sz w:val="28"/>
-          <w:szCs w:val="28"/>
-        </w:rPr>
-        <w:t xml:space="preserve"> and </w:t>
-      </w:r>
-      <w:proofErr w:type="spellStart"/>
-      <w:r>
-        <w:rPr>
-          <w:rFonts w:ascii="Nunito" w:hAnsi="Nunito"/>
-          <w:sz w:val="28"/>
-          <w:szCs w:val="28"/>
-        </w:rPr>
-        <w:t>postincrementing</w:t>
-      </w:r>
-      <w:proofErr w:type="spellEnd"/>
-      <w:r>
-        <w:rPr>
-          <w:rFonts w:ascii="Nunito" w:hAnsi="Nunito"/>
-          <w:sz w:val="28"/>
-          <w:szCs w:val="28"/>
-        </w:rPr>
-        <w:t xml:space="preserve"> a variable? </w:t>
+          <w:b/>
+          <w:bCs/>
+          <w:sz w:val="28"/>
+          <w:szCs w:val="28"/>
+        </w:rPr>
+      </w:pPr>
+      <w:r>
+        <w:rPr>
+          <w:rFonts w:ascii="Nunito" w:hAnsi="Nunito"/>
+          <w:b/>
+          <w:bCs/>
+          <w:sz w:val="28"/>
+          <w:szCs w:val="28"/>
+        </w:rPr>
+        <w:t xml:space="preserve">ANSWER </w:t>
+      </w:r>
+    </w:p>
+    <w:p>
+      <w:pPr>
+        <w:rPr>
+          <w:rFonts w:ascii="Nunito" w:hAnsi="Nunito"/>
+          <w:sz w:val="28"/>
+          <w:szCs w:val="28"/>
+        </w:rPr>
+      </w:pPr>
+      <w:r>
+        <w:rPr>
+          <w:rFonts w:ascii="Nunito" w:hAnsi="Nunito"/>
+          <w:sz w:val="28"/>
+          <w:szCs w:val="28"/>
+        </w:rPr>
+        <w:t xml:space="preserve">Control statement stacking and control statement nesting. Control statement stacking is when we use if else if but control statement nesting </w:t>
+      </w:r>
+      <w:r>
+        <w:rPr>
+          <w:rFonts w:ascii="Nunito" w:hAnsi="Nunito"/>
+          <w:sz w:val="28"/>
+          <w:szCs w:val="28"/>
+        </w:rPr>
+        <w:lastRenderedPageBreak/>
+        <w:t xml:space="preserve">is when inside an if statement there is another if statement or if else if statement. </w:t>
+      </w:r>
+    </w:p>
+    <w:p>
+      <w:pPr>
+        <w:rPr>
+          <w:rFonts w:ascii="Nunito" w:hAnsi="Nunito"/>
+          <w:sz w:val="28"/>
+          <w:szCs w:val="28"/>
+        </w:rPr>
+      </w:pPr>
+      <w:r>
+        <w:rPr>
+          <w:rFonts w:ascii="Nunito" w:hAnsi="Nunito"/>
+          <w:sz w:val="28"/>
+          <w:szCs w:val="28"/>
+        </w:rPr>
+        <w:t>3.13 What type of repetition would be appropriate for calculating the sum of the first 100 positive integers? What type would be appropriate for calculating the sum of an arbitrary number of positive integers? Briefly describe how each of these tasks could be performed.</w:t>
+      </w:r>
+    </w:p>
+    <w:p>
+      <w:pPr>
+        <w:rPr>
+          <w:rFonts w:ascii="Nunito" w:hAnsi="Nunito"/>
+          <w:b/>
+          <w:bCs/>
+          <w:sz w:val="28"/>
+          <w:szCs w:val="28"/>
+        </w:rPr>
+      </w:pPr>
+      <w:r>
+        <w:rPr>
+          <w:rFonts w:ascii="Nunito" w:hAnsi="Nunito"/>
+          <w:b/>
+          <w:bCs/>
+          <w:sz w:val="28"/>
+          <w:szCs w:val="28"/>
+        </w:rPr>
+        <w:t xml:space="preserve">ANSWER </w:t>
+      </w:r>
+    </w:p>
+    <w:p>
+      <w:pPr>
+        <w:rPr>
+          <w:rFonts w:ascii="Nunito" w:hAnsi="Nunito"/>
+          <w:sz w:val="28"/>
+          <w:szCs w:val="28"/>
+        </w:rPr>
+      </w:pPr>
+      <w:r>
+        <w:rPr>
+          <w:rFonts w:ascii="Nunito" w:hAnsi="Nunito"/>
+          <w:sz w:val="28"/>
+          <w:szCs w:val="28"/>
+        </w:rPr>
+        <w:t xml:space="preserve">For the first one the first 100 positive integer can be repeated using a for loop and for the second one which involve arbitrary numbers a while loop is used. A for loop is used for the first because the number of iteration is known but for the second the number of iteration is unknown and it will involve using a sentinel value. </w:t>
+      </w:r>
+      <w:r>
+        <w:rPr>
+          <w:rFonts w:ascii="Nunito" w:hAnsi="Nunito"/>
+          <w:sz w:val="28"/>
+          <w:szCs w:val="28"/>
+        </w:rPr>
+        <w:t xml:space="preserve"> </w:t>
+      </w:r>
+    </w:p>
+    <w:p>
+      <w:pPr>
+        <w:rPr>
+          <w:rFonts w:ascii="Nunito" w:hAnsi="Nunito"/>
+          <w:sz w:val="28"/>
+          <w:szCs w:val="28"/>
+        </w:rPr>
+      </w:pPr>
+      <w:r>
+        <w:rPr>
+          <w:rFonts w:ascii="Nunito" w:hAnsi="Nunito"/>
+          <w:sz w:val="28"/>
+          <w:szCs w:val="28"/>
+        </w:rPr>
+        <w:t xml:space="preserve">3.14 What is the difference between preincrementing and postincrementing a variable? </w:t>
+      </w:r>
+    </w:p>
+    <w:p>
+      <w:pPr>
+        <w:rPr>
+          <w:rFonts w:ascii="Nunito" w:hAnsi="Nunito"/>
+          <w:b/>
+          <w:bCs/>
+          <w:sz w:val="28"/>
+          <w:szCs w:val="28"/>
+        </w:rPr>
+      </w:pPr>
+      <w:r>
+        <w:rPr>
+          <w:rFonts w:ascii="Nunito" w:hAnsi="Nunito"/>
+          <w:b/>
+          <w:bCs/>
+          <w:sz w:val="28"/>
+          <w:szCs w:val="28"/>
+        </w:rPr>
+        <w:t>ANSWER</w:t>
+      </w:r>
+    </w:p>
+    <w:p>
+      <w:pPr>
+        <w:rPr>
+          <w:rFonts w:ascii="Nunito" w:hAnsi="Nunito"/>
+          <w:sz w:val="28"/>
+          <w:szCs w:val="28"/>
+        </w:rPr>
+      </w:pPr>
+      <w:r>
+        <w:rPr>
+          <w:rFonts w:ascii="Nunito" w:hAnsi="Nunito"/>
+          <w:sz w:val="28"/>
+          <w:szCs w:val="28"/>
+        </w:rPr>
+        <w:t xml:space="preserve">The difference between preincrementing and postincrementing a variable is that when we preincrement the variable the variable is increased by one at the incrementation phase. But post incrementation involves the variable being incremented at the first appearance of the variable. So one increment at the incrementation phase while the other increments at the first appearance of the variable. </w:t>
       </w:r>
     </w:p>
     <w:p>
@@ -218,58 +543,30 @@
           <w:szCs w:val="28"/>
         </w:rPr>
       </w:pPr>
-      <w:proofErr w:type="spellStart"/>
-      <w:r>
-        <w:rPr>
-          <w:rFonts w:ascii="Nunito" w:hAnsi="Nunito"/>
-          <w:sz w:val="28"/>
-          <w:szCs w:val="28"/>
-        </w:rPr>
-        <w:t>System.out.println</w:t>
-      </w:r>
-      <w:proofErr w:type="spellEnd"/>
-      <w:r>
-        <w:rPr>
-          <w:rFonts w:ascii="Nunito" w:hAnsi="Nunito"/>
-          <w:sz w:val="28"/>
-          <w:szCs w:val="28"/>
-        </w:rPr>
-        <w:t xml:space="preserve">("Age is greater than or equal to 65"); </w:t>
-      </w:r>
-    </w:p>
-    <w:p>
-      <w:pPr>
-        <w:rPr>
-          <w:rFonts w:ascii="Nunito" w:hAnsi="Nunito"/>
-          <w:sz w:val="28"/>
-          <w:szCs w:val="28"/>
-        </w:rPr>
-      </w:pPr>
-      <w:r>
-        <w:rPr>
-          <w:rFonts w:ascii="Nunito" w:hAnsi="Nunito"/>
-          <w:sz w:val="28"/>
-          <w:szCs w:val="28"/>
-        </w:rPr>
-        <w:t xml:space="preserve">else </w:t>
-      </w:r>
-      <w:proofErr w:type="spellStart"/>
-      <w:r>
-        <w:rPr>
-          <w:rFonts w:ascii="Nunito" w:hAnsi="Nunito"/>
-          <w:sz w:val="28"/>
-          <w:szCs w:val="28"/>
-        </w:rPr>
-        <w:t>System.out.println</w:t>
-      </w:r>
-      <w:proofErr w:type="spellEnd"/>
-      <w:r>
-        <w:rPr>
-          <w:rFonts w:ascii="Nunito" w:hAnsi="Nunito"/>
-          <w:sz w:val="28"/>
-          <w:szCs w:val="28"/>
-        </w:rPr>
-        <w:t xml:space="preserve">("Age is less than 65)"; </w:t>
+      <w:r>
+        <w:rPr>
+          <w:rFonts w:ascii="Nunito" w:hAnsi="Nunito"/>
+          <w:sz w:val="28"/>
+          <w:szCs w:val="28"/>
+        </w:rPr>
+        <w:t xml:space="preserve">System.out.println("Age is greater than or equal to 65"); </w:t>
+      </w:r>
+    </w:p>
+    <w:p>
+      <w:pPr>
+        <w:rPr>
+          <w:rFonts w:ascii="Nunito" w:hAnsi="Nunito"/>
+          <w:sz w:val="28"/>
+          <w:szCs w:val="28"/>
+        </w:rPr>
+      </w:pPr>
+      <w:r>
+        <w:rPr>
+          <w:rFonts w:ascii="Nunito" w:hAnsi="Nunito"/>
+          <w:sz w:val="28"/>
+          <w:szCs w:val="28"/>
+        </w:rPr>
+        <w:t xml:space="preserve">else System.out.println("Age is less than 65)"; </w:t>
       </w:r>
     </w:p>
     <w:p>
@@ -303,6 +600,7 @@
           <w:sz w:val="28"/>
           <w:szCs w:val="28"/>
         </w:rPr>
+        <w:lastRenderedPageBreak/>
         <w:t xml:space="preserve">while (x &lt;= 10) { </w:t>
       </w:r>
     </w:p>
@@ -371,7 +669,6 @@
           <w:sz w:val="28"/>
           <w:szCs w:val="28"/>
         </w:rPr>
-        <w:lastRenderedPageBreak/>
         <w:t xml:space="preserve"> total += x; ++x; d) </w:t>
       </w:r>
     </w:p>
@@ -398,40 +695,34 @@
           <w:rFonts w:ascii="Nunito" w:hAnsi="Nunito"/>
           <w:sz w:val="28"/>
           <w:szCs w:val="28"/>
-        </w:rPr>
-      </w:pPr>
-      <w:proofErr w:type="spellStart"/>
-      <w:r>
-        <w:rPr>
-          <w:rFonts w:ascii="Nunito" w:hAnsi="Nunito"/>
-          <w:sz w:val="28"/>
-          <w:szCs w:val="28"/>
-        </w:rPr>
-        <w:t>System.out.println</w:t>
-      </w:r>
-      <w:proofErr w:type="spellEnd"/>
-      <w:r>
-        <w:rPr>
-          <w:rFonts w:ascii="Nunito" w:hAnsi="Nunito"/>
-          <w:sz w:val="28"/>
-          <w:szCs w:val="28"/>
-        </w:rPr>
-        <w:t>(y);</w:t>
-      </w:r>
-    </w:p>
-    <w:p>
-      <w:pPr>
-        <w:rPr>
-          <w:rFonts w:ascii="Nunito" w:hAnsi="Nunito"/>
-          <w:sz w:val="28"/>
-          <w:szCs w:val="28"/>
-        </w:rPr>
-      </w:pPr>
-      <w:r>
-        <w:rPr>
-          <w:rFonts w:ascii="Nunito" w:hAnsi="Nunito"/>
-          <w:sz w:val="28"/>
-          <w:szCs w:val="28"/>
+          <w:lang w:val="fr-CA"/>
+        </w:rPr>
+      </w:pPr>
+      <w:r>
+        <w:rPr>
+          <w:rFonts w:ascii="Nunito" w:hAnsi="Nunito"/>
+          <w:sz w:val="28"/>
+          <w:szCs w:val="28"/>
+          <w:lang w:val="fr-CA"/>
+        </w:rPr>
+        <w:t>System.out.println(y);</w:t>
+      </w:r>
+    </w:p>
+    <w:p>
+      <w:pPr>
+        <w:rPr>
+          <w:rFonts w:ascii="Nunito" w:hAnsi="Nunito"/>
+          <w:sz w:val="28"/>
+          <w:szCs w:val="28"/>
+          <w:lang w:val="fr-CA"/>
+        </w:rPr>
+      </w:pPr>
+      <w:r>
+        <w:rPr>
+          <w:rFonts w:ascii="Nunito" w:hAnsi="Nunito"/>
+          <w:sz w:val="28"/>
+          <w:szCs w:val="28"/>
+          <w:lang w:val="fr-CA"/>
         </w:rPr>
         <w:t xml:space="preserve"> ++y;</w:t>
       </w:r>
@@ -442,6 +733,7 @@
           <w:rFonts w:ascii="Nunito" w:hAnsi="Nunito"/>
           <w:sz w:val="28"/>
           <w:szCs w:val="28"/>
+          <w:lang w:val="fr-CA"/>
         </w:rPr>
       </w:pPr>
     </w:p>
@@ -579,6 +871,7 @@
           <w:sz w:val="28"/>
           <w:szCs w:val="28"/>
         </w:rPr>
+        <w:lastRenderedPageBreak/>
         <w:t xml:space="preserve"> b) balance at the beginning of the month</w:t>
       </w:r>
     </w:p>
@@ -647,7 +940,6 @@
           <w:sz w:val="28"/>
           <w:szCs w:val="28"/>
         </w:rPr>
-        <w:lastRenderedPageBreak/>
         <w:t xml:space="preserve"> The program should input all these facts as integers, calculate the new balance (= beginning balance + charges – credits), display the new balance and determine whether the new balance exceeds the customer’s credit limit. For those customers whose credit limit is exceeded, the program should display the message "Credit limit exceeded". </w:t>
       </w:r>
     </w:p>
@@ -817,27 +1109,7 @@
           <w:sz w:val="28"/>
           <w:szCs w:val="28"/>
         </w:rPr>
-        <w:t>3.2</w:t>
-      </w:r>
-      <w:r>
-        <w:rPr>
-          <w:rFonts w:ascii="Nunito" w:hAnsi="Nunito"/>
-          <w:b/>
-          <w:bCs/>
-          <w:sz w:val="28"/>
-          <w:szCs w:val="28"/>
-        </w:rPr>
-        <w:t>0</w:t>
-      </w:r>
-      <w:r>
-        <w:rPr>
-          <w:rFonts w:ascii="Nunito" w:hAnsi="Nunito"/>
-          <w:b/>
-          <w:bCs/>
-          <w:sz w:val="28"/>
-          <w:szCs w:val="28"/>
-        </w:rPr>
-        <w:t xml:space="preserve"> </w:t>
+        <w:t xml:space="preserve">3.20 </w:t>
       </w:r>
       <w:r>
         <w:rPr>
@@ -864,28 +1136,36 @@
           <w:sz w:val="28"/>
           <w:szCs w:val="28"/>
         </w:rPr>
-        <w:t xml:space="preserve">Develop a Java application that determines the gross pay for each of three employees. The company pays straight time for the first 40 hours worked by each employee and time and a half for all hours worked in excess of 40. You’re given a list of the employees, their number of hours worked last week and their hourly rates. Your program should input this information for each employee, then determine and display the employee’s gross pay. Use class Scanner to input the data. </w:t>
-      </w:r>
-    </w:p>
-    <w:p>
-      <w:pPr>
-        <w:rPr>
-          <w:rFonts w:ascii="Nunito" w:hAnsi="Nunito"/>
-          <w:b/>
-          <w:bCs/>
-          <w:sz w:val="28"/>
-          <w:szCs w:val="28"/>
-        </w:rPr>
-      </w:pPr>
-      <w:r>
-        <w:rPr>
-          <w:rFonts w:ascii="Nunito" w:hAnsi="Nunito"/>
-          <w:b/>
-          <w:bCs/>
+        <w:t xml:space="preserve">Develop a Java application that determines the gross pay for each of three employees. The company pays straight time for the first 40 hours worked </w:t>
+      </w:r>
+      <w:r>
+        <w:rPr>
+          <w:rFonts w:ascii="Nunito" w:hAnsi="Nunito"/>
           <w:sz w:val="28"/>
           <w:szCs w:val="28"/>
         </w:rPr>
         <w:lastRenderedPageBreak/>
+        <w:t xml:space="preserve">by each employee and time and a half for all hours worked in excess of 40. You’re given a list of the employees, their number of hours worked last week and their hourly rates. Your program should input this information for each employee, then determine and display the employee’s gross pay. Use class Scanner to input the data. </w:t>
+      </w:r>
+    </w:p>
+    <w:p>
+      <w:pPr>
+        <w:rPr>
+          <w:rFonts w:ascii="Nunito" w:hAnsi="Nunito"/>
+          <w:b/>
+          <w:bCs/>
+          <w:sz w:val="28"/>
+          <w:szCs w:val="28"/>
+        </w:rPr>
+      </w:pPr>
+      <w:r>
+        <w:rPr>
+          <w:rFonts w:ascii="Nunito" w:hAnsi="Nunito"/>
+          <w:b/>
+          <w:bCs/>
+          <w:sz w:val="28"/>
+          <w:szCs w:val="28"/>
+        </w:rPr>
         <w:t xml:space="preserve">3.21 (Find the Largest Number) </w:t>
       </w:r>
     </w:p>
@@ -903,25 +1183,7 @@
           <w:sz w:val="28"/>
           <w:szCs w:val="28"/>
         </w:rPr>
-        <w:t xml:space="preserve">The process of finding the largest value is used frequently in computer applications. For example, a program that determines the winner of a sales contest would input the number of units sold by each salesperson. The salesperson who sells the most units </w:t>
-      </w:r>
-      <w:proofErr w:type="gramStart"/>
-      <w:r>
-        <w:rPr>
-          <w:rFonts w:ascii="Nunito" w:hAnsi="Nunito"/>
-          <w:sz w:val="28"/>
-          <w:szCs w:val="28"/>
-        </w:rPr>
-        <w:t>wins</w:t>
-      </w:r>
-      <w:proofErr w:type="gramEnd"/>
-      <w:r>
-        <w:rPr>
-          <w:rFonts w:ascii="Nunito" w:hAnsi="Nunito"/>
-          <w:sz w:val="28"/>
-          <w:szCs w:val="28"/>
-        </w:rPr>
-        <w:t xml:space="preserve"> the contest. Write a pseudocode program, then a Java application that inputs a series of 10 integers and determines and prints the largest integer. Your program should use at least the following three variables: </w:t>
+        <w:t xml:space="preserve">The process of finding the largest value is used frequently in computer applications. For example, a program that determines the winner of a sales contest would input the number of units sold by each salesperson. The salesperson who sells the most units wins the contest. Write a pseudocode program, then a Java application that inputs a series of 10 integers and determines and prints the largest integer. Your program should use at least the following three variables: </w:t>
       </w:r>
     </w:p>
     <w:p>
@@ -1074,6 +1336,7 @@
           <w:sz w:val="28"/>
           <w:szCs w:val="28"/>
         </w:rPr>
+        <w:lastRenderedPageBreak/>
         <w:t xml:space="preserve">3.23 (Find the Two Largest Numbers) Using an approach similar to that for Exercise 3.21, find the two largest values of the 10 values entered. [Note: You may input each number only once.] </w:t>
       </w:r>
     </w:p>
@@ -1121,28 +1384,7 @@
           <w:sz w:val="28"/>
           <w:szCs w:val="28"/>
         </w:rPr>
-        <w:lastRenderedPageBreak/>
-        <w:t>3.</w:t>
-      </w:r>
-      <w:r>
-        <w:rPr>
-          <w:rFonts w:ascii="Nunito" w:hAnsi="Nunito"/>
-          <w:b/>
-          <w:bCs/>
-          <w:sz w:val="28"/>
-          <w:szCs w:val="28"/>
-        </w:rPr>
-        <w:t>25</w:t>
-      </w:r>
-      <w:r>
-        <w:rPr>
-          <w:rFonts w:ascii="Nunito" w:hAnsi="Nunito"/>
-          <w:b/>
-          <w:bCs/>
-          <w:sz w:val="28"/>
-          <w:szCs w:val="28"/>
-        </w:rPr>
-        <w:t xml:space="preserve"> (Checkerboard Pattern of Asterisks) </w:t>
+        <w:t xml:space="preserve">3.25 (Checkerboard Pattern of Asterisks) </w:t>
       </w:r>
     </w:p>
     <w:p>
@@ -1170,103 +1412,47 @@
           <w:szCs w:val="28"/>
         </w:rPr>
       </w:pPr>
-      <w:proofErr w:type="spellStart"/>
-      <w:r>
-        <w:rPr>
-          <w:rFonts w:ascii="Nunito" w:hAnsi="Nunito"/>
-          <w:sz w:val="28"/>
-          <w:szCs w:val="28"/>
-        </w:rPr>
-        <w:t>System.out.print</w:t>
-      </w:r>
-      <w:proofErr w:type="spellEnd"/>
-      <w:r>
-        <w:rPr>
-          <w:rFonts w:ascii="Nunito" w:hAnsi="Nunito"/>
-          <w:sz w:val="28"/>
-          <w:szCs w:val="28"/>
-        </w:rPr>
-        <w:t>("* ");</w:t>
-      </w:r>
-    </w:p>
-    <w:p>
-      <w:pPr>
-        <w:rPr>
-          <w:rFonts w:ascii="Nunito" w:hAnsi="Nunito"/>
-          <w:sz w:val="28"/>
-          <w:szCs w:val="28"/>
-        </w:rPr>
-      </w:pPr>
-      <w:r>
-        <w:rPr>
-          <w:rFonts w:ascii="Nunito" w:hAnsi="Nunito"/>
-          <w:sz w:val="28"/>
-          <w:szCs w:val="28"/>
-        </w:rPr>
-        <w:t xml:space="preserve"> </w:t>
-      </w:r>
-      <w:proofErr w:type="spellStart"/>
-      <w:r>
-        <w:rPr>
-          <w:rFonts w:ascii="Nunito" w:hAnsi="Nunito"/>
-          <w:sz w:val="28"/>
-          <w:szCs w:val="28"/>
-        </w:rPr>
-        <w:t>System.out.print</w:t>
-      </w:r>
-      <w:proofErr w:type="spellEnd"/>
-      <w:r>
-        <w:rPr>
-          <w:rFonts w:ascii="Nunito" w:hAnsi="Nunito"/>
-          <w:sz w:val="28"/>
-          <w:szCs w:val="28"/>
-        </w:rPr>
-        <w:t xml:space="preserve">(" "); </w:t>
-      </w:r>
-    </w:p>
-    <w:p>
-      <w:pPr>
-        <w:rPr>
-          <w:rFonts w:ascii="Nunito" w:hAnsi="Nunito"/>
-          <w:sz w:val="28"/>
-          <w:szCs w:val="28"/>
-        </w:rPr>
-      </w:pPr>
-      <w:proofErr w:type="spellStart"/>
-      <w:r>
-        <w:rPr>
-          <w:rFonts w:ascii="Nunito" w:hAnsi="Nunito"/>
-          <w:sz w:val="28"/>
-          <w:szCs w:val="28"/>
-        </w:rPr>
-        <w:t>System.out.println</w:t>
-      </w:r>
-      <w:proofErr w:type="spellEnd"/>
-      <w:r>
-        <w:rPr>
-          <w:rFonts w:ascii="Nunito" w:hAnsi="Nunito"/>
-          <w:sz w:val="28"/>
-          <w:szCs w:val="28"/>
-        </w:rPr>
-        <w:t xml:space="preserve">(); to display the checkerboard pattern that follows. A </w:t>
-      </w:r>
-      <w:proofErr w:type="spellStart"/>
-      <w:r>
-        <w:rPr>
-          <w:rFonts w:ascii="Nunito" w:hAnsi="Nunito"/>
-          <w:sz w:val="28"/>
-          <w:szCs w:val="28"/>
-        </w:rPr>
-        <w:t>System.out.println</w:t>
-      </w:r>
-      <w:proofErr w:type="spellEnd"/>
-      <w:r>
-        <w:rPr>
-          <w:rFonts w:ascii="Nunito" w:hAnsi="Nunito"/>
-          <w:sz w:val="28"/>
-          <w:szCs w:val="28"/>
-        </w:rPr>
-        <w:t xml:space="preserve"> method call with no arguments causes the program to output a single newline character. [Hint: Repetition statements are required.]</w:t>
+      <w:r>
+        <w:rPr>
+          <w:rFonts w:ascii="Nunito" w:hAnsi="Nunito"/>
+          <w:sz w:val="28"/>
+          <w:szCs w:val="28"/>
+        </w:rPr>
+        <w:t>System.out.print("* ");</w:t>
+      </w:r>
+    </w:p>
+    <w:p>
+      <w:pPr>
+        <w:rPr>
+          <w:rFonts w:ascii="Nunito" w:hAnsi="Nunito"/>
+          <w:sz w:val="28"/>
+          <w:szCs w:val="28"/>
+        </w:rPr>
+      </w:pPr>
+      <w:r>
+        <w:rPr>
+          <w:rFonts w:ascii="Nunito" w:hAnsi="Nunito"/>
+          <w:sz w:val="28"/>
+          <w:szCs w:val="28"/>
+        </w:rPr>
+        <w:t xml:space="preserve"> System.out.print(" "); </w:t>
+      </w:r>
+    </w:p>
+    <w:p>
+      <w:pPr>
+        <w:rPr>
+          <w:rFonts w:ascii="Nunito" w:hAnsi="Nunito"/>
+          <w:sz w:val="28"/>
+          <w:szCs w:val="28"/>
+        </w:rPr>
+      </w:pPr>
+      <w:r>
+        <w:rPr>
+          <w:rFonts w:ascii="Nunito" w:hAnsi="Nunito"/>
+          <w:sz w:val="28"/>
+          <w:szCs w:val="28"/>
+        </w:rPr>
+        <w:t>System.out.println(); to display the checkerboard pattern that follows. A System.out.println method call with no arguments causes the program to output a single newline character. [Hint: Repetition statements are required.]</w:t>
       </w:r>
     </w:p>
     <w:p>
@@ -1391,7 +1577,7 @@
           <w:sz w:val="28"/>
           <w:szCs w:val="28"/>
         </w:rPr>
-        <w:t xml:space="preserve">The explosive growth of Internet communications and data storage on Internet-connected computers has greatly increased privacy concerns. The field of cryptography is concerned with coding data to make it difficult (and hopefully—with the most advanced schemes—impossible) for unauthorized users to read. In this exercise you’ll investigate a simple scheme for encrypting and decrypting data. A company that wants to send data over the Internet has asked you to write a program that will encrypt it so that it may be transmitted more securely. All the data is transmitted as four-digit integers. Your application should read a four-digit integer entered by the user and encrypt it as follows: Replace each digit with the result of adding 7 to the digit and getting the remainder after dividing the </w:t>
+        <w:t xml:space="preserve">The explosive growth of Internet communications and data storage on Internet-connected computers has greatly increased privacy concerns. The field of cryptography is concerned with coding data to make it difficult </w:t>
       </w:r>
       <w:r>
         <w:rPr>
@@ -1400,7 +1586,7 @@
           <w:szCs w:val="28"/>
         </w:rPr>
         <w:lastRenderedPageBreak/>
-        <w:t xml:space="preserve">new value by 10. Then swap the first digit with the third, and swap the second digit with the fourth. Then print the encrypted integer. Write a separate application that inputs an encrypted four-digit integer and decrypts it (by reversing the encryption scheme) to form the original number. [Optional reading project: Research “public key cryptography” in general and the PGP (Pretty Good Privacy) specific public key scheme. You may also want to investigate the RSA scheme, which is widely used in industrial-strength applications.] </w:t>
+        <w:t xml:space="preserve">(and hopefully—with the most advanced schemes—impossible) for unauthorized users to read. In this exercise you’ll investigate a simple scheme for encrypting and decrypting data. A company that wants to send data over the Internet has asked you to write a program that will encrypt it so that it may be transmitted more securely. All the data is transmitted as four-digit integers. Your application should read a four-digit integer entered by the user and encrypt it as follows: Replace each digit with the result of adding 7 to the digit and getting the remainder after dividing the new value by 10. Then swap the first digit with the third, and swap the second digit with the fourth. Then print the encrypted integer. Write a separate application that inputs an encrypted four-digit integer and decrypts it (by reversing the encryption scheme) to form the original number. [Optional reading project: Research “public key cryptography” in general and the PGP (Pretty Good Privacy) specific public key scheme. You may also want to investigate the RSA scheme, which is widely used in industrial-strength applications.] </w:t>
       </w:r>
     </w:p>
     <w:p>
@@ -1438,7 +1624,16 @@
           <w:sz w:val="28"/>
           <w:szCs w:val="28"/>
         </w:rPr>
-        <w:t>World population has grown considerably over the centuries. Continued growth could eventually challenge the limits of breathable air, drinkable water, arable cropland and other limited resources. There’s evidence that growth has been slowing in recent years and that world population could peak sometime this century, then start to decline. For this exercise, research world population growth issues online. Be sure to investigate various viewpoints. Get estimates for the current world population and its growth rate (the percentage by which it’s likely to increase this year). Write a program that calculates world population growth each year for the next 75 years, using the simplifying assumption that the current growth rate will stay Print the results in a table. The first column should display the year from year 1 to year 75. The second column should display the anticipated world population at the end of that year. The third column should display the numerical increase in the world population that would occur that year. Using your results, determine the year in which the population would be double what it is today, if this year’s growth rate were to persist.</w:t>
+        <w:t xml:space="preserve">World population has grown considerably over the centuries. Continued growth could eventually challenge the limits of breathable air, drinkable water, arable cropland and other limited resources. There’s evidence that growth has been slowing in recent years and that world population could peak sometime this century, then start to decline. For this exercise, research world population growth issues online. Be sure to investigate various viewpoints. Get estimates for the current world population and its growth rate (the percentage by which it’s likely to increase this year). Write a program that calculates world population growth each year for the next 75 years, using the simplifying assumption that the current growth rate will stay Print the results in a table. The first column should display the year from year 1 to year 75. The second column should display the anticipated world population at the end of that year. The third column </w:t>
+      </w:r>
+      <w:r>
+        <w:rPr>
+          <w:rFonts w:ascii="Nunito" w:hAnsi="Nunito"/>
+          <w:sz w:val="28"/>
+          <w:szCs w:val="28"/>
+        </w:rPr>
+        <w:lastRenderedPageBreak/>
+        <w:t>should display the numerical increase in the world population that would occur that year. Using your results, determine the year in which the population would be double what it is today, if this year’s growth rate were to persist.</w:t>
       </w:r>
     </w:p>
     <w:sectPr>
@@ -1452,7 +1647,7 @@
 </file>
 
 <file path=word/styles.xml><?xml version="1.0" encoding="utf-8"?>
-<w:styles xmlns:mc="http://schemas.openxmlformats.org/markup-compatibility/2006" xmlns:r="http://schemas.openxmlformats.org/officeDocument/2006/relationships" xmlns:w="http://schemas.openxmlformats.org/wordprocessingml/2006/main" xmlns:w14="http://schemas.microsoft.com/office/word/2010/wordml" xmlns:w15="http://schemas.microsoft.com/office/word/2012/wordml" xmlns:w16cex="http://schemas.microsoft.com/office/word/2018/wordml/cex" xmlns:w16cid="http://schemas.microsoft.com/office/word/2016/wordml/cid" xmlns:w16="http://schemas.microsoft.com/office/word/2018/wordml" xmlns:w16sdtdh="http://schemas.microsoft.com/office/word/2020/wordml/sdtdatahash" xmlns:w16se="http://schemas.microsoft.com/office/word/2015/wordml/symex" mc:Ignorable="w14 w15 w16se w16cid w16 w16cex w16sdtdh">
+<w:styles xmlns:mc="http://schemas.openxmlformats.org/markup-compatibility/2006" xmlns:r="http://schemas.openxmlformats.org/officeDocument/2006/relationships" xmlns:w="http://schemas.openxmlformats.org/wordprocessingml/2006/main" xmlns:w14="http://schemas.microsoft.com/office/word/2010/wordml" xmlns:w15="http://schemas.microsoft.com/office/word/2012/wordml" xmlns:w16cex="http://schemas.microsoft.com/office/word/2018/wordml/cex" xmlns:w16cid="http://schemas.microsoft.com/office/word/2016/wordml/cid" xmlns:w16="http://schemas.microsoft.com/office/word/2018/wordml" xmlns:w16du="http://schemas.microsoft.com/office/word/2023/wordml/word16du" xmlns:w16sdtdh="http://schemas.microsoft.com/office/word/2020/wordml/sdtdatahash" xmlns:w16sdtfl="http://schemas.microsoft.com/office/word/2024/wordml/sdtformatlock" xmlns:w16se="http://schemas.microsoft.com/office/word/2015/wordml/symex" mc:Ignorable="w14 w15 w16se w16cid w16 w16cex w16sdtdh w16sdtfl w16du">
   <w:docDefaults>
     <w:rPrDefault>
       <w:rPr>
@@ -1877,6 +2072,25 @@
     <w:semiHidden/>
     <w:unhideWhenUsed/>
   </w:style>
+  <w:style w:type="table" w:styleId="TableGrid">
+    <w:name w:val="Table Grid"/>
+    <w:basedOn w:val="TableNormal"/>
+    <w:uiPriority w:val="39"/>
+    <w:rsid w:val="009A3D54"/>
+    <w:pPr>
+      <w:spacing w:after="0" w:line="240" w:lineRule="auto"/>
+    </w:pPr>
+    <w:tblPr>
+      <w:tblBorders>
+        <w:top w:val="single" w:sz="4" w:space="0" w:color="auto"/>
+        <w:left w:val="single" w:sz="4" w:space="0" w:color="auto"/>
+        <w:bottom w:val="single" w:sz="4" w:space="0" w:color="auto"/>
+        <w:right w:val="single" w:sz="4" w:space="0" w:color="auto"/>
+        <w:insideH w:val="single" w:sz="4" w:space="0" w:color="auto"/>
+        <w:insideV w:val="single" w:sz="4" w:space="0" w:color="auto"/>
+      </w:tblBorders>
+    </w:tblPr>
+  </w:style>
 </w:styles>
 </file>
 
